--- a/Documents/设备相关/数据采集-原始图像预处理方案.docx
+++ b/Documents/设备相关/数据采集-原始图像预处理方案.docx
@@ -40,7 +40,7 @@
           <w:color w:val="667085"/>
           <w:sz w:val="26"/>
         </w:rPr>
-        <w:t>设备采集链路、自动曝光时序、图像处理和模块责任的统一设计基准</w:t>
+        <w:t>设备采集链路、协议级标准化、场景级流水线和模块责任的统一设计基准</w:t>
       </w:r>
     </w:p>
     <w:tbl>
@@ -92,10 +92,7 @@
           </w:tcPr>
           <w:p>
             <w:r>
-              <w:rPr>
-                <w:rFonts w:ascii="Microsoft YaHei" w:hAnsi="Microsoft YaHei" w:eastAsia="Microsoft YaHei"/>
-              </w:rPr>
-              <w:t>方案已确认，代码尚未按本方案实施</w:t>
+              <w:t>基础代码和模拟 smoke 已落地；真实设备连续采集尚未联调</w:t>
             </w:r>
           </w:p>
         </w:tc>
@@ -224,7 +221,7 @@
           </w:tcPr>
           <w:p>
             <w:r>
-              <w:t>v1.2 / 2026-07-23</w:t>
+              <w:t>v1.4 / 2026-07-24</w:t>
             </w:r>
           </w:p>
         </w:tc>
@@ -301,11 +298,8 @@
             <w:shd w:fill="E8EEF5"/>
           </w:tcPr>
           <w:p>
-            <w:pPr>
-              <w:spacing w:after="0"/>
-            </w:pPr>
             <w:r>
-              <w:t>核心结论：USB 接收必须持续；单图完成后立即解密；六图全部开灯才进入自动曝光；一个组间窗口最多两条无回包命令且间隔至少 5 ms；所有适配机型暂用 queueDepth=64；慢速后处理使用深复制异步执行，关灯组也正常发布结果；设备系列必须贯穿所有命令和数据处理模块。</w:t>
+              <w:t>核心结论：USB 接收必须持续；单图完成后立即解密；六图全部开灯才进入自动曝光；一个组间窗口最多两条无回包命令且间隔至少 5 ms；所有适配机型暂用 queueDepth=64；CaptureProcessing 只做协议级标准化，CaptureImagePipeline 负责 RGB 和场景级多路输出；关灯组也正常发布结果；设备系列必须贯穿所有命令和数据处理模块。</w:t>
             </w:r>
           </w:p>
         </w:tc>
@@ -637,10 +631,7 @@
           </w:tcPr>
           <w:p>
             <w:r>
-              <w:rPr>
-                <w:rFonts w:ascii="Microsoft YaHei" w:hAnsi="Microsoft YaHei" w:eastAsia="Microsoft YaHei"/>
-              </w:rPr>
-              <w:t>异步后处理、接口、ABI 和数据所有权</w:t>
+              <w:t>协议级标准化、场景级 Pipeline、接口、ABI 和数据所有权</w:t>
             </w:r>
           </w:p>
         </w:tc>
@@ -1046,7 +1037,7 @@
         <w:pStyle w:val="ListNumber"/>
       </w:pPr>
       <w:r>
-        <w:t>一个 USB 异步传输严格对应一个 16384 字节 B 包。所有当前适配机型暂统一使用 queueDepth=64，即同时预提交 64 个 USB IN 接收任务；接收任务环持续运行并允许跨越组六图边界。queueDepth 只表示 USB 在途接收缓冲数量，不等同于 RawPacketQueue、图像数量或组六图数量。</w:t>
+        <w:t>一个 USB 异步传输严格对应一个 16384 字节 B 包。所有当前适配机型暂统一使用 queueDepth=64，即同时预提交 64 个 USB IN 接收任务；请求环允许跨越组六图边界。queueDepth 只表示 USB 在途接收缓冲数量，不等同于图像数量、组六图数量或后处理队列容量。</w:t>
       </w:r>
     </w:p>
     <w:p>
@@ -1904,21 +1895,23 @@
         </w:rPr>
         <w:t>UI -&gt; CaptureService -&gt; DeviceCmd -&gt; DeviceTransport</w:t>
         <w:br/>
+        <w:t xml:space="preserve">                         |-&gt; CaptureProcessing</w:t>
+        <w:br/>
+        <w:t xml:space="preserve">                         |-&gt; CaptureImagePipeline</w:t>
+        <w:br/>
+        <w:t xml:space="preserve">                         |-&gt; AutoExposure</w:t>
       </w:r>
       <w:r>
         <w:rPr>
           <w:rFonts w:ascii="Consolas" w:hAnsi="Consolas" w:eastAsia="Microsoft YaHei"/>
           <w:sz w:val="17"/>
         </w:rPr>
-        <w:t xml:space="preserve">                         |-&gt; CaptureProcessing</w:t>
-        <w:br/>
       </w:r>
       <w:r>
         <w:rPr>
           <w:rFonts w:ascii="Consolas" w:hAnsi="Consolas" w:eastAsia="Microsoft YaHei"/>
           <w:sz w:val="17"/>
         </w:rPr>
-        <w:t xml:space="preserve">                         |-&gt; AutoExposure</w:t>
       </w:r>
     </w:p>
     <w:p>
@@ -2113,13 +2106,12 @@
           <w:color w:val="16324F"/>
           <w:sz w:val="19"/>
         </w:rPr>
-        <w:t>RawReceiveThread</w:t>
+        <w:t>DeviceTransport 内部维护 queueDepth=64 的异步 USB IN 请求环；完成槽复制给 CaptureService 后及时重新提交。</w:t>
       </w:r>
       <w:r>
         <w:rPr>
           <w:rFonts w:ascii="Microsoft YaHei" w:hAnsi="Microsoft YaHei" w:eastAsia="Microsoft YaHei"/>
         </w:rPr>
-        <w:t xml:space="preserve"> 只负责及时拿走 USB 数据并放入有界队列，不做慢速图像处理。</w:t>
       </w:r>
     </w:p>
     <w:p>
@@ -2132,13 +2124,12 @@
           <w:color w:val="16324F"/>
           <w:sz w:val="19"/>
         </w:rPr>
-        <w:t>CaptureFastPathThread</w:t>
+        <w:t>CaptureService CaptureThread 串行消费 B 包并维持设备时序，是自动曝光和命令调度的唯一控制线程。</w:t>
       </w:r>
       <w:r>
         <w:rPr>
           <w:rFonts w:ascii="Microsoft YaHei" w:hAnsi="Microsoft YaHei" w:eastAsia="Microsoft YaHei"/>
         </w:rPr>
-        <w:t xml:space="preserve"> 负责维持设备时序，是自动曝光和命令调度的唯一控制线程。</w:t>
       </w:r>
     </w:p>
     <w:p>
@@ -2176,7 +2167,7 @@
         <w:rPr>
           <w:rFonts w:ascii="Microsoft YaHei" w:hAnsi="Microsoft YaHei" w:eastAsia="Microsoft YaHei"/>
         </w:rPr>
-        <w:t>第一版不为了理论并行而增加更多线程。先使用上述三段明确职责和有界队列；只有实测快速链路或后处理耗时不足时，才进一步拆分。</w:t>
+        <w:t>第一版不增加第二个用户态 RawPacketQueue。底层 64 个在途槽吸收短时处理延迟；只有实机数据证明快速线程不能及时消费时才拆分独立取包线程。</w:t>
       </w:r>
     </w:p>
     <w:p>
@@ -3521,6 +3512,7 @@
       <w:tr>
         <w:trPr>
           <w:tblHeader w:val="true"/>
+          <w:cantSplit/>
         </w:trPr>
         <w:tc>
           <w:tcPr>
@@ -3684,6 +3676,9 @@
         </w:tc>
       </w:tr>
       <w:tr>
+        <w:trPr>
+          <w:cantSplit/>
+        </w:trPr>
         <w:tc>
           <w:tcPr>
             <w:tcW w:type="dxa" w:w="1792"/>
@@ -3808,6 +3803,9 @@
         </w:tc>
       </w:tr>
       <w:tr>
+        <w:trPr>
+          <w:cantSplit/>
+        </w:trPr>
         <w:tc>
           <w:tcPr>
             <w:tcW w:type="dxa" w:w="1792"/>
@@ -3932,6 +3930,9 @@
         </w:tc>
       </w:tr>
       <w:tr>
+        <w:trPr>
+          <w:cantSplit/>
+        </w:trPr>
         <w:tc>
           <w:tcPr>
             <w:tcW w:type="dxa" w:w="1792"/>
@@ -4056,6 +4057,9 @@
         </w:tc>
       </w:tr>
       <w:tr>
+        <w:trPr>
+          <w:cantSplit/>
+        </w:trPr>
         <w:tc>
           <w:tcPr>
             <w:tcW w:type="dxa" w:w="1792"/>
@@ -4180,6 +4184,9 @@
         </w:tc>
       </w:tr>
       <w:tr>
+        <w:trPr>
+          <w:cantSplit/>
+        </w:trPr>
         <w:tc>
           <w:tcPr>
             <w:tcW w:type="dxa" w:w="1792"/>
@@ -4304,6 +4311,99 @@
         </w:tc>
       </w:tr>
       <w:tr>
+        <w:trPr>
+          <w:cantSplit/>
+        </w:trPr>
+        <w:tc>
+          <w:tcPr>
+            <w:tcW w:type="dxa" w:w="1792"/>
+            <w:vAlign w:val="center"/>
+            <w:tcMar>
+              <w:top w:w="80" w:type="dxa"/>
+              <w:start w:w="120" w:type="dxa"/>
+              <w:bottom w:w="80" w:type="dxa"/>
+              <w:end w:w="120" w:type="dxa"/>
+            </w:tcMar>
+          </w:tcPr>
+          <w:p>
+            <w:r>
+              <w:t>MeyerScan_CaptureImagePipeline.dll</w:t>
+            </w:r>
+          </w:p>
+        </w:tc>
+        <w:tc>
+          <w:tcPr>
+            <w:tcW w:type="dxa" w:w="1195"/>
+            <w:vAlign w:val="center"/>
+            <w:tcMar>
+              <w:top w:w="80" w:type="dxa"/>
+              <w:start w:w="120" w:type="dxa"/>
+              <w:bottom w:w="80" w:type="dxa"/>
+              <w:end w:w="120" w:type="dxa"/>
+            </w:tcMar>
+          </w:tcPr>
+          <w:p>
+            <w:r>
+              <w:t>每组输入必须带</w:t>
+            </w:r>
+          </w:p>
+        </w:tc>
+        <w:tc>
+          <w:tcPr>
+            <w:tcW w:type="dxa" w:w="1394"/>
+            <w:vAlign w:val="center"/>
+            <w:tcMar>
+              <w:top w:w="80" w:type="dxa"/>
+              <w:start w:w="120" w:type="dxa"/>
+              <w:bottom w:w="80" w:type="dxa"/>
+              <w:end w:w="120" w:type="dxa"/>
+            </w:tcMar>
+          </w:tcPr>
+          <w:p>
+            <w:r>
+              <w:t>有则复制</w:t>
+            </w:r>
+          </w:p>
+        </w:tc>
+        <w:tc>
+          <w:tcPr>
+            <w:tcW w:type="dxa" w:w="1593"/>
+            <w:vAlign w:val="center"/>
+            <w:tcMar>
+              <w:top w:w="80" w:type="dxa"/>
+              <w:start w:w="120" w:type="dxa"/>
+              <w:bottom w:w="80" w:type="dxa"/>
+              <w:end w:w="120" w:type="dxa"/>
+            </w:tcMar>
+          </w:tcPr>
+          <w:p>
+            <w:r>
+              <w:t>有则复制</w:t>
+            </w:r>
+          </w:p>
+        </w:tc>
+        <w:tc>
+          <w:tcPr>
+            <w:tcW w:type="dxa" w:w="3386"/>
+            <w:vAlign w:val="center"/>
+            <w:tcMar>
+              <w:top w:w="80" w:type="dxa"/>
+              <w:start w:w="120" w:type="dxa"/>
+              <w:bottom w:w="80" w:type="dxa"/>
+              <w:end w:w="120" w:type="dxa"/>
+            </w:tcMar>
+          </w:tcPr>
+          <w:p>
+            <w:r>
+              <w:t>RGB、显示、重建和场景级多路输出；记录 options revision</w:t>
+            </w:r>
+          </w:p>
+        </w:tc>
+      </w:tr>
+      <w:tr>
+        <w:trPr>
+          <w:cantSplit/>
+        </w:trPr>
         <w:tc>
           <w:tcPr>
             <w:tcW w:type="dxa" w:w="1792"/>
@@ -4428,6 +4528,9 @@
         </w:tc>
       </w:tr>
       <w:tr>
+        <w:trPr>
+          <w:cantSplit/>
+        </w:trPr>
         <w:tc>
           <w:tcPr>
             <w:tcW w:type="dxa" w:w="1792"/>
@@ -4552,6 +4655,9 @@
         </w:tc>
       </w:tr>
       <w:tr>
+        <w:trPr>
+          <w:cantSplit/>
+        </w:trPr>
         <w:tc>
           <w:tcPr>
             <w:tcW w:type="dxa" w:w="1792"/>
@@ -4676,6 +4782,9 @@
         </w:tc>
       </w:tr>
       <w:tr>
+        <w:trPr>
+          <w:cantSplit/>
+        </w:trPr>
         <w:tc>
           <w:tcPr>
             <w:tcW w:type="dxa" w:w="1792"/>
@@ -4800,6 +4909,9 @@
         </w:tc>
       </w:tr>
       <w:tr>
+        <w:trPr>
+          <w:cantSplit/>
+        </w:trPr>
         <w:tc>
           <w:tcPr>
             <w:tcW w:type="dxa" w:w="1792"/>
@@ -4924,6 +5036,9 @@
         </w:tc>
       </w:tr>
       <w:tr>
+        <w:trPr>
+          <w:cantSplit/>
+        </w:trPr>
         <w:tc>
           <w:tcPr>
             <w:tcW w:type="dxa" w:w="1792"/>
@@ -5153,47 +5268,49 @@
           <w:rFonts w:ascii="Consolas" w:hAnsi="Consolas" w:eastAsia="Microsoft YaHei"/>
           <w:sz w:val="17"/>
         </w:rPr>
-        <w:t>USB接收缓冲区</w:t>
+        <w:t>USB异步接收槽</w:t>
         <w:br/>
+        <w:t xml:space="preserve">    -&gt; CaptureService当前B包副本</w:t>
+        <w:br/>
+        <w:t>当前组六图工作缓冲区</w:t>
+        <w:br/>
+        <w:t xml:space="preserve">    -&gt; 已解密六图缓冲区</w:t>
+        <w:br/>
+        <w:t xml:space="preserve">    -&gt; 后处理副本</w:t>
+        <w:br/>
+        <w:t xml:space="preserve">    -&gt; 标准化六图</w:t>
+        <w:br/>
+        <w:t xml:space="preserve">    -&gt; Pipeline具名输出副本</w:t>
       </w:r>
       <w:r>
         <w:rPr>
           <w:rFonts w:ascii="Consolas" w:hAnsi="Consolas" w:eastAsia="Microsoft YaHei"/>
           <w:sz w:val="17"/>
         </w:rPr>
-        <w:t xml:space="preserve">    -&gt; RawPacketQueue复制/转移</w:t>
-        <w:br/>
       </w:r>
       <w:r>
         <w:rPr>
           <w:rFonts w:ascii="Consolas" w:hAnsi="Consolas" w:eastAsia="Microsoft YaHei"/>
           <w:sz w:val="17"/>
         </w:rPr>
-        <w:t>当前组六图工作缓冲区</w:t>
-        <w:br/>
       </w:r>
       <w:r>
         <w:rPr>
           <w:rFonts w:ascii="Consolas" w:hAnsi="Consolas" w:eastAsia="Microsoft YaHei"/>
           <w:sz w:val="17"/>
         </w:rPr>
-        <w:t xml:space="preserve">    -&gt; 已解密六图缓冲区</w:t>
-        <w:br/>
       </w:r>
       <w:r>
         <w:rPr>
           <w:rFonts w:ascii="Consolas" w:hAnsi="Consolas" w:eastAsia="Microsoft YaHei"/>
           <w:sz w:val="17"/>
         </w:rPr>
-        <w:t xml:space="preserve">    -&gt; 后处理副本</w:t>
-        <w:br/>
       </w:r>
       <w:r>
         <w:rPr>
           <w:rFonts w:ascii="Consolas" w:hAnsi="Consolas" w:eastAsia="Microsoft YaHei"/>
           <w:sz w:val="17"/>
         </w:rPr>
-        <w:t xml:space="preserve">    -&gt; 最终结果副本</w:t>
       </w:r>
     </w:p>
     <w:p>
@@ -7703,7 +7820,7 @@
         <w:br/>
         <w:t xml:space="preserve">    -&gt; 创建 AutoExposureSession</w:t>
         <w:br/>
-        <w:t xml:space="preserve">    -&gt; 建立 RawPacketQueue 和 queueDepth=64 的 USB 异步接收请求环</w:t>
+        <w:t xml:space="preserve">    -&gt; 建立 queueDepth=64 的 USB 异步接收请求环</w:t>
         <w:br/>
         <w:t xml:space="preserve">    -&gt; 发送 0x0A</w:t>
         <w:br/>
@@ -7988,7 +8105,7 @@
         <w:rPr>
           <w:rFonts w:ascii="Microsoft YaHei" w:hAnsi="Microsoft YaHei" w:eastAsia="Microsoft YaHei"/>
         </w:rPr>
-        <w:t>RawPacketQueue 有上限并记录高水位。</w:t>
+        <w:t>DeviceTransport 记录完成包、超时、部分包和断连诊断。</w:t>
       </w:r>
     </w:p>
     <w:p>
@@ -8032,7 +8149,7 @@
         <w:rPr>
           <w:rFonts w:ascii="Microsoft YaHei" w:hAnsi="Microsoft YaHei" w:eastAsia="Microsoft YaHei"/>
         </w:rPr>
-        <w:t>8. 原始图像后处理</w:t>
+        <w:t>8. 协议级标准化与场景级处理</w:t>
       </w:r>
     </w:p>
     <w:p>
@@ -8088,7 +8205,7 @@
         <w:rPr>
           <w:rFonts w:ascii="Microsoft YaHei" w:hAnsi="Microsoft YaHei" w:eastAsia="Microsoft YaHei"/>
         </w:rPr>
-        <w:t>后处理接收快速链路产生的已解密六图副本，不依赖设备句柄。</w:t>
+        <w:t>CaptureProcessing 接收快速链路产生的已解密六图副本并输出标准化六图，不依赖设备句柄。</w:t>
       </w:r>
     </w:p>
     <w:p>
@@ -8173,7 +8290,7 @@
         <w:rPr>
           <w:rFonts w:ascii="Microsoft YaHei" w:hAnsi="Microsoft YaHei" w:eastAsia="Microsoft YaHei"/>
         </w:rPr>
-        <w:t xml:space="preserve">生成包含整组状态、设备上下文和六张结果图的 </w:t>
+        <w:t>生成包含整组状态、设备上下文和六张结果图的标准化组。</w:t>
       </w:r>
       <w:r>
         <w:rPr>
@@ -8181,13 +8298,11 @@
           <w:color w:val="16324F"/>
           <w:sz w:val="19"/>
         </w:rPr>
-        <w:t>ProcessedCaptureGroup</w:t>
       </w:r>
       <w:r>
         <w:rPr>
           <w:rFonts w:ascii="Microsoft YaHei" w:hAnsi="Microsoft YaHei" w:eastAsia="Microsoft YaHei"/>
         </w:rPr>
-        <w:t>。</w:t>
       </w:r>
     </w:p>
     <w:p>
@@ -8196,6 +8311,12 @@
           <w:rFonts w:ascii="Microsoft YaHei" w:hAnsi="Microsoft YaHei" w:eastAsia="Microsoft YaHei"/>
         </w:rPr>
         <w:t>黑图不参与自身减法，激光 G/B 不做减黑图。后处理不能修改原始快速链路缓冲区。</w:t>
+      </w:r>
+    </w:p>
+    <w:p>
+      <w:pPr/>
+      <w:r>
+        <w:t>标准化完成后由 CaptureImagePipeline 按场景和完整 options 快照生成 RGB888、重建六图以及后续颜色校准、AI、除色和粗条纹等多路输出。</w:t>
       </w:r>
     </w:p>
     <w:p>
@@ -8274,13 +8395,12 @@
           <w:color w:val="16324F"/>
           <w:sz w:val="19"/>
         </w:rPr>
-        <w:t>MeyerScan_CaptureProcessing.dll</w:t>
+        <w:t>MeyerScan_CaptureProcessing.dll 是纯 C++ 协议处理 DLL，不使用 Qt、不访问 USB、不创建 UI。当前提供以下阶段接口：</w:t>
       </w:r>
       <w:r>
         <w:rPr>
           <w:rFonts w:ascii="Microsoft YaHei" w:hAnsi="Microsoft YaHei" w:eastAsia="Microsoft YaHei"/>
         </w:rPr>
-        <w:t xml:space="preserve"> 是纯 C++ 数据处理 DLL，不使用 Qt、不访问 USB、不创建 UI。建议提供以下阶段接口：</w:t>
       </w:r>
     </w:p>
     <w:p>
@@ -8296,69 +8416,67 @@
         </w:rPr>
         <w:t>Create / Destroy</w:t>
         <w:br/>
+        <w:t>Configure</w:t>
+        <w:br/>
+        <w:t>PushPacket</w:t>
+        <w:br/>
+        <w:t>AbortIncompleteGroup</w:t>
+        <w:br/>
+        <w:t>CopyCompletedGroup</w:t>
+        <w:br/>
+        <w:t>ProcessSlowGroup</w:t>
+        <w:br/>
+        <w:t>GetLastError</w:t>
+        <w:br/>
+        <w:t>GetModuleVersion / GetMeyerModuleApiVersion</w:t>
       </w:r>
       <w:r>
         <w:rPr>
           <w:rFonts w:ascii="Consolas" w:hAnsi="Consolas" w:eastAsia="Microsoft YaHei"/>
           <w:sz w:val="17"/>
         </w:rPr>
-        <w:t>ConfigureProfile</w:t>
-        <w:br/>
       </w:r>
       <w:r>
         <w:rPr>
           <w:rFonts w:ascii="Consolas" w:hAnsi="Consolas" w:eastAsia="Microsoft YaHei"/>
           <w:sz w:val="17"/>
         </w:rPr>
-        <w:t>PushPacket</w:t>
-        <w:br/>
       </w:r>
       <w:r>
         <w:rPr>
           <w:rFonts w:ascii="Consolas" w:hAnsi="Consolas" w:eastAsia="Microsoft YaHei"/>
           <w:sz w:val="17"/>
         </w:rPr>
-        <w:t>CompleteImage / GetImageState</w:t>
-        <w:br/>
       </w:r>
       <w:r>
         <w:rPr>
           <w:rFonts w:ascii="Consolas" w:hAnsi="Consolas" w:eastAsia="Microsoft YaHei"/>
           <w:sz w:val="17"/>
         </w:rPr>
-        <w:t>CompleteGroup / GetGroupState</w:t>
-        <w:br/>
       </w:r>
       <w:r>
         <w:rPr>
           <w:rFonts w:ascii="Consolas" w:hAnsi="Consolas" w:eastAsia="Microsoft YaHei"/>
           <w:sz w:val="17"/>
         </w:rPr>
-        <w:t>CopyDecryptedGroup</w:t>
-        <w:br/>
       </w:r>
       <w:r>
         <w:rPr>
           <w:rFonts w:ascii="Consolas" w:hAnsi="Consolas" w:eastAsia="Microsoft YaHei"/>
           <w:sz w:val="17"/>
         </w:rPr>
-        <w:t>ProcessPostCaptureGroup</w:t>
-        <w:br/>
       </w:r>
       <w:r>
         <w:rPr>
           <w:rFonts w:ascii="Consolas" w:hAnsi="Consolas" w:eastAsia="Microsoft YaHei"/>
           <w:sz w:val="17"/>
         </w:rPr>
-        <w:t>GetLastError</w:t>
-        <w:br/>
       </w:r>
       <w:r>
         <w:rPr>
           <w:rFonts w:ascii="Consolas" w:hAnsi="Consolas" w:eastAsia="Microsoft YaHei"/>
           <w:sz w:val="17"/>
         </w:rPr>
-        <w:t>GetModuleVersion / GetMeyerModuleApiVersion</w:t>
       </w:r>
     </w:p>
     <w:p>
@@ -8425,6 +8543,12 @@
       </w:r>
     </w:p>
     <w:p>
+      <w:pPr/>
+      <w:r>
+        <w:t>当前版本只完成稳定接口和会话状态位置，Calculate 明确返回 NotImplemented 且 valid=0，不会下发伪造曝光参数。</w:t>
+      </w:r>
+    </w:p>
+    <w:p>
       <w:r>
         <w:rPr>
           <w:rFonts w:ascii="Microsoft YaHei" w:hAnsi="Microsoft YaHei" w:eastAsia="Microsoft YaHei"/>
@@ -8572,7 +8696,27 @@
         <w:rPr>
           <w:rFonts w:ascii="Microsoft YaHei" w:hAnsi="Microsoft YaHei" w:eastAsia="Microsoft YaHei"/>
         </w:rPr>
-        <w:t>9.3 ABI 和内存</w:t>
+        <w:t>9.3 CaptureImagePipeline DLL</w:t>
+      </w:r>
+    </w:p>
+    <w:p>
+      <w:pPr/>
+      <w:r>
+        <w:t>MeyerScan_CaptureImagePipeline.dll 接收标准化六图、设备上下文、组状态和功能开关快照。第一版提供 DisplayRgb888 与 ReconstructionPlanes；颜色校准、AI 软组织、除色和粗条纹算法尚未接入。</w:t>
+      </w:r>
+    </w:p>
+    <w:p>
+      <w:pPr/>
+      <w:r>
+        <w:t>请求未实现的可选功能时输出记录 unavailableFeatures；请求必需功能时返回 FeatureUnavailable 并清除上一组缓存，禁止 UI 误用旧结果。</w:t>
+      </w:r>
+    </w:p>
+    <w:p>
+      <w:pPr>
+        <w:pStyle w:val="Heading2"/>
+      </w:pPr>
+      <w:r>
+        <w:t>9.4 ABI 和内存</w:t>
       </w:r>
     </w:p>
     <w:p>
@@ -8724,13 +8868,12 @@
           <w:color w:val="16324F"/>
           <w:sz w:val="19"/>
         </w:rPr>
-        <w:t>CaptureService</w:t>
+        <w:t>CaptureService 加载 DeviceCmd、CaptureProcessing、CaptureImagePipeline 和 AutoExposure 后必须先做 ABI 门禁。</w:t>
       </w:r>
       <w:r>
         <w:rPr>
           <w:rFonts w:ascii="Microsoft YaHei" w:hAnsi="Microsoft YaHei" w:eastAsia="Microsoft YaHei"/>
         </w:rPr>
-        <w:t xml:space="preserve"> 加载 </w:t>
       </w:r>
       <w:r>
         <w:rPr>
@@ -8738,13 +8881,11 @@
           <w:color w:val="16324F"/>
           <w:sz w:val="19"/>
         </w:rPr>
-        <w:t>CaptureProcessing</w:t>
       </w:r>
       <w:r>
         <w:rPr>
           <w:rFonts w:ascii="Microsoft YaHei" w:hAnsi="Microsoft YaHei" w:eastAsia="Microsoft YaHei"/>
         </w:rPr>
-        <w:t xml:space="preserve"> 和 </w:t>
       </w:r>
       <w:r>
         <w:rPr>
@@ -8752,13 +8893,11 @@
           <w:color w:val="16324F"/>
           <w:sz w:val="19"/>
         </w:rPr>
-        <w:t>AutoExposure</w:t>
       </w:r>
       <w:r>
         <w:rPr>
           <w:rFonts w:ascii="Microsoft YaHei" w:hAnsi="Microsoft YaHei" w:eastAsia="Microsoft YaHei"/>
         </w:rPr>
-        <w:t xml:space="preserve"> 后必须先做 ABI 门禁。</w:t>
       </w:r>
     </w:p>
     <w:p>
@@ -9246,7 +9385,7 @@
         <w:rPr>
           <w:rFonts w:ascii="Microsoft YaHei" w:hAnsi="Microsoft YaHei" w:eastAsia="Microsoft YaHei"/>
         </w:rPr>
-        <w:t>RawPacketQueue、PostProcessQueue 长度和高水位。</w:t>
+        <w:t>DeviceTransport 异步槽诊断、PostProcessQueue 长度和高水位。</w:t>
       </w:r>
     </w:p>
     <w:p>
@@ -9477,61 +9616,61 @@
         </w:rPr>
         <w:t>停止接受新的普通命令</w:t>
         <w:br/>
+        <w:t>-&gt; 取消过期曝光和灯光命令</w:t>
+        <w:br/>
+        <w:t>-&gt; 发送0x0B</w:t>
+        <w:br/>
+        <w:t>-&gt; 等待快速线程结束</w:t>
+        <w:br/>
+        <w:t>-&gt; 丢弃未完成组六图</w:t>
+        <w:br/>
+        <w:t>-&gt; 回收 DeviceTransport 异步请求环</w:t>
+        <w:br/>
+        <w:t>-&gt; 释放采集缓冲和后处理队列</w:t>
+        <w:br/>
+        <w:t>-&gt; 保留最后一份设备身份快照供日志使用</w:t>
       </w:r>
       <w:r>
         <w:rPr>
           <w:rFonts w:ascii="Consolas" w:hAnsi="Consolas" w:eastAsia="Microsoft YaHei"/>
           <w:sz w:val="17"/>
         </w:rPr>
-        <w:t>-&gt; 取消过期曝光和灯光命令</w:t>
-        <w:br/>
       </w:r>
       <w:r>
         <w:rPr>
           <w:rFonts w:ascii="Consolas" w:hAnsi="Consolas" w:eastAsia="Microsoft YaHei"/>
           <w:sz w:val="17"/>
         </w:rPr>
-        <w:t>-&gt; 发送0x0B</w:t>
-        <w:br/>
       </w:r>
       <w:r>
         <w:rPr>
           <w:rFonts w:ascii="Consolas" w:hAnsi="Consolas" w:eastAsia="Microsoft YaHei"/>
           <w:sz w:val="17"/>
         </w:rPr>
-        <w:t>-&gt; 等待快速线程结束</w:t>
-        <w:br/>
       </w:r>
       <w:r>
         <w:rPr>
           <w:rFonts w:ascii="Consolas" w:hAnsi="Consolas" w:eastAsia="Microsoft YaHei"/>
           <w:sz w:val="17"/>
         </w:rPr>
-        <w:t>-&gt; 丢弃未完成组六图</w:t>
-        <w:br/>
       </w:r>
       <w:r>
         <w:rPr>
           <w:rFonts w:ascii="Consolas" w:hAnsi="Consolas" w:eastAsia="Microsoft YaHei"/>
           <w:sz w:val="17"/>
         </w:rPr>
-        <w:t>-&gt; 清空或标记过期 RawPacketQueue</w:t>
-        <w:br/>
       </w:r>
       <w:r>
         <w:rPr>
           <w:rFonts w:ascii="Consolas" w:hAnsi="Consolas" w:eastAsia="Microsoft YaHei"/>
           <w:sz w:val="17"/>
         </w:rPr>
-        <w:t>-&gt; 释放采集缓冲和后处理队列</w:t>
-        <w:br/>
       </w:r>
       <w:r>
         <w:rPr>
           <w:rFonts w:ascii="Consolas" w:hAnsi="Consolas" w:eastAsia="Microsoft YaHei"/>
           <w:sz w:val="17"/>
         </w:rPr>
-        <w:t>-&gt; 保留最后一份设备身份快照供日志使用</w:t>
       </w:r>
     </w:p>
     <w:p>
@@ -9731,6 +9870,22 @@
     </w:p>
     <w:p>
       <w:pPr>
+        <w:pStyle w:val="ListBullet"/>
+      </w:pPr>
+      <w:r>
+        <w:t>Pipeline RGB888、重建六图深副本、options revision 和未实现必需功能失败。</w:t>
+      </w:r>
+    </w:p>
+    <w:p>
+      <w:pPr>
+        <w:pStyle w:val="ListBullet"/>
+      </w:pPr>
+      <w:r>
+        <w:t>CaptureService 正常采集、单次超时恢复、连续超时故障、采集中断连和部分包恢复。</w:t>
+      </w:r>
+    </w:p>
+    <w:p>
+      <w:pPr>
         <w:pStyle w:val="Heading2"/>
       </w:pPr>
       <w:r>
@@ -10132,7 +10287,7 @@
         <w:rPr>
           <w:rFonts w:ascii="Microsoft YaHei" w:hAnsi="Microsoft YaHei" w:eastAsia="Microsoft YaHei"/>
         </w:rPr>
-        <w:t>相关 UI、CaptureService、CaptureProcessing、AutoExposure 模块文档。</w:t>
+        <w:t>相关 UI、CaptureService、CaptureProcessing、CaptureImagePipeline、AutoExposure 模块文档。</w:t>
       </w:r>
     </w:p>
     <w:p>
@@ -10270,6 +10425,32 @@
           <w:rFonts w:ascii="Microsoft YaHei" w:hAnsi="Microsoft YaHei" w:eastAsia="Microsoft YaHei"/>
         </w:rPr>
         <w:t>确认设备系列必须记录；设备编号和设备型号有则记录，不能丢失来源字段。</w:t>
+      </w:r>
+    </w:p>
+    <w:p>
+      <w:pPr>
+        <w:pStyle w:val="Heading2"/>
+      </w:pPr>
+      <w:r>
+        <w:t>2026-07-24</w:t>
+      </w:r>
+    </w:p>
+    <w:p>
+      <w:pPr/>
+      <w:r>
+        <w:t>CaptureProcessing、CaptureImagePipeline、AutoExposure 和 CaptureService 已建立 C ABI、VS2015/CMake/VSCode 工程及无硬件测试。</w:t>
+      </w:r>
+    </w:p>
+    <w:p>
+      <w:pPr/>
+      <w:r>
+        <w:t>CaptureProcessing 只做协议级标准化；RGB888 和后续场景算法归 CaptureImagePipeline；CaptureService 只做编排和结果发布。</w:t>
+      </w:r>
+    </w:p>
+    <w:p>
+      <w:pPr/>
+      <w:r>
+        <w:t>自动曝光算法仍为明确占位；真实设备连续采集、组间时序和图像质量尚未联调。</w:t>
       </w:r>
     </w:p>
     <w:sectPr>
@@ -10297,7 +10478,7 @@
         <w:color w:val="667085"/>
         <w:sz w:val="17"/>
       </w:rPr>
-      <w:t xml:space="preserve">内部技术资料  |  2026-07-23  |  第 </w:t>
+      <w:t xml:space="preserve">内部技术资料  |  2026-07-24  |  第 </w:t>
     </w:r>
     <w:r>
       <w:fldChar w:fldCharType="begin"/>
